--- a/fuentes/CF2_ 21720211_DU.docx
+++ b/fuentes/CF2_ 21720211_DU.docx
@@ -286,7 +286,7 @@
                 <v:stroke joinstyle="miter"/>
                 <v:path gradientshapeok="t" o:connecttype="rect"/>
               </v:shapetype>
-              <v:shape id="Cuadro de texto 2" o:spid="_x0000_s1026" type="#_x0000_t202" alt="&quot;&quot;" style="position:absolute;left:0;text-align:left;margin-left:-16.4pt;margin-top:35.2pt;width:557.2pt;height:146.8pt;z-index:251663360;visibility:visible;mso-wrap-style:square;mso-width-percent:0;mso-height-percent:0;mso-wrap-distance-left:9pt;mso-wrap-distance-top:3.6pt;mso-wrap-distance-right:9pt;mso-wrap-distance-bottom:3.6pt;mso-position-horizontal:absolute;mso-position-horizontal-relative:text;mso-position-vertical:absolute;mso-position-vertical-relative:text;mso-width-percent:0;mso-height-percent:0;mso-width-relative:margin;mso-height-relative:margin;v-text-anchor:top" o:gfxdata="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" filled="f" stroked="f">
+              <v:shape id="Cuadro de texto 2" o:spid="_x0000_s1026" type="#_x0000_t202" alt="&quot;&quot;" style="position:absolute;left:0;text-align:left;margin-left:-16.4pt;margin-top:35.2pt;width:557.2pt;height:146.8pt;z-index:251663360;visibility:visible;mso-wrap-style:square;mso-width-percent:0;mso-height-percent:0;mso-wrap-distance-left:9pt;mso-wrap-distance-top:3.6pt;mso-wrap-distance-right:9pt;mso-wrap-distance-bottom:3.6pt;mso-position-horizontal:absolute;mso-position-horizontal-relative:text;mso-position-vertical:absolute;mso-position-vertical-relative:text;mso-width-percent:0;mso-height-percent:0;mso-width-relative:margin;mso-height-relative:margin;v-text-anchor:top" o:gfxdata="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" filled="f" stroked="f">
                 <v:textbox>
                   <w:txbxContent>
                     <w:p>
@@ -3580,6 +3580,7 @@
             <w:r>
               <w:rPr>
                 <w:rStyle w:val="Extranjerismo"/>
+                <w:lang w:val="es-CO"/>
               </w:rPr>
               <w:t>Firewall</w:t>
             </w:r>
@@ -3599,6 +3600,7 @@
             <w:r>
               <w:rPr>
                 <w:rStyle w:val="Extranjerismo"/>
+                <w:lang w:val="es-CO"/>
               </w:rPr>
               <w:t>Software</w:t>
             </w:r>
@@ -3709,6 +3711,7 @@
             <w:r>
               <w:rPr>
                 <w:rStyle w:val="Extranjerismo"/>
+                <w:lang w:val="es-CO"/>
               </w:rPr>
               <w:t xml:space="preserve">software </w:t>
             </w:r>
@@ -4592,6 +4595,7 @@
             <w:r>
               <w:rPr>
                 <w:rStyle w:val="Extranjerismo"/>
+                <w:lang w:val="es-CO"/>
               </w:rPr>
               <w:t>software</w:t>
             </w:r>
@@ -4782,9 +4786,35 @@
       <w:r>
         <w:rPr>
           <w:rStyle w:val="Extranjerismo"/>
-        </w:rPr>
-        <w:t>Enterprise Resource Planning</w:t>
-      </w:r>
+          <w:lang w:val="es-CO"/>
+        </w:rPr>
+        <w:t xml:space="preserve">Enterprise </w:t>
+      </w:r>
+      <w:proofErr w:type="spellStart"/>
+      <w:r>
+        <w:rPr>
+          <w:rStyle w:val="Extranjerismo"/>
+          <w:lang w:val="es-CO"/>
+        </w:rPr>
+        <w:t>Resource</w:t>
+      </w:r>
+      <w:proofErr w:type="spellEnd"/>
+      <w:r>
+        <w:rPr>
+          <w:rStyle w:val="Extranjerismo"/>
+          <w:lang w:val="es-CO"/>
+        </w:rPr>
+        <w:t xml:space="preserve"> </w:t>
+      </w:r>
+      <w:proofErr w:type="spellStart"/>
+      <w:r>
+        <w:rPr>
+          <w:rStyle w:val="Extranjerismo"/>
+          <w:lang w:val="es-CO"/>
+        </w:rPr>
+        <w:t>Planning</w:t>
+      </w:r>
+      <w:proofErr w:type="spellEnd"/>
       <w:r>
         <w:t>).</w:t>
       </w:r>
@@ -5051,6 +5081,7 @@
             <w:r>
               <w:rPr>
                 <w:rStyle w:val="Extranjerismo"/>
+                <w:lang w:val="es-CO"/>
               </w:rPr>
               <w:t>phishing</w:t>
             </w:r>
@@ -5125,11 +5156,52 @@
             <w:r>
               <w:rPr>
                 <w:rStyle w:val="Extranjerismo"/>
-              </w:rPr>
-              <w:t>Security Information and Event Management</w:t>
-            </w:r>
-            <w:r>
-              <w:t xml:space="preserve"> (SIEM) para detectar intrusiones (detectivo) y un plan de restauración de </w:t>
+                <w:lang w:val="es-CO"/>
+              </w:rPr>
+              <w:t xml:space="preserve">Security </w:t>
+            </w:r>
+            <w:proofErr w:type="spellStart"/>
+            <w:r>
+              <w:rPr>
+                <w:rStyle w:val="Extranjerismo"/>
+                <w:lang w:val="es-CO"/>
+              </w:rPr>
+              <w:t>Information</w:t>
+            </w:r>
+            <w:proofErr w:type="spellEnd"/>
+            <w:r>
+              <w:rPr>
+                <w:rStyle w:val="Extranjerismo"/>
+                <w:lang w:val="es-CO"/>
+              </w:rPr>
+              <w:t xml:space="preserve"> and </w:t>
+            </w:r>
+            <w:proofErr w:type="spellStart"/>
+            <w:r>
+              <w:rPr>
+                <w:rStyle w:val="Extranjerismo"/>
+                <w:lang w:val="es-CO"/>
+              </w:rPr>
+              <w:t>Event</w:t>
+            </w:r>
+            <w:proofErr w:type="spellEnd"/>
+            <w:r>
+              <w:rPr>
+                <w:rStyle w:val="Extranjerismo"/>
+                <w:lang w:val="es-CO"/>
+              </w:rPr>
+              <w:t xml:space="preserve"> Management</w:t>
+            </w:r>
+            <w:r>
+              <w:t xml:space="preserve"> (SIEM) para detectar intrusiones (</w:t>
+            </w:r>
+            <w:proofErr w:type="spellStart"/>
+            <w:r>
+              <w:t>detectivo</w:t>
+            </w:r>
+            <w:proofErr w:type="spellEnd"/>
+            <w:r>
+              <w:t xml:space="preserve">) y un plan de restauración de </w:t>
             </w:r>
             <w:r>
               <w:lastRenderedPageBreak/>
@@ -5509,6 +5581,7 @@
             <w:r>
               <w:rPr>
                 <w:rStyle w:val="Extranjerismo"/>
+                <w:lang w:val="es-CO"/>
               </w:rPr>
               <w:t>firewalls,</w:t>
             </w:r>
@@ -5576,7 +5649,10 @@
               <w:pStyle w:val="TextoTablas"/>
             </w:pPr>
             <w:r>
-              <w:t>La empresa designa a un responsable de ciberseguridad habilita autenticación multifactorial en accesos críticos, realiza copias de seguridad y pruebas de recuperación trimestrales; además documenta procedimientos de notificación a clientes y mantiene evidencia para auditoría.</w:t>
+              <w:t>La empresa designa a un responsable de ciberseguridad habilita autenticación multifactorial en accesos críticos, realiza copias de seguridad y pruebas de recuperación trimestrales; además, documenta procedimientos de notificación a clientes y mantiene evidencia para auditoría</w:t>
+            </w:r>
+            <w:r>
+              <w:t>.</w:t>
             </w:r>
           </w:p>
         </w:tc>
@@ -7291,6 +7367,7 @@
             <w:r>
               <w:rPr>
                 <w:rStyle w:val="Extranjerismo"/>
+                <w:lang w:val="es-CO"/>
               </w:rPr>
               <w:t xml:space="preserve"> firewall</w:t>
             </w:r>
@@ -7313,6 +7390,7 @@
             <w:r>
               <w:rPr>
                 <w:rStyle w:val="Extranjerismo"/>
+                <w:lang w:val="es-CO"/>
               </w:rPr>
               <w:t xml:space="preserve">software </w:t>
             </w:r>
@@ -7397,6 +7475,7 @@
             <w:r>
               <w:rPr>
                 <w:rStyle w:val="Extranjerismo"/>
+                <w:lang w:val="es-CO"/>
               </w:rPr>
               <w:t xml:space="preserve">software </w:t>
             </w:r>
@@ -7521,6 +7600,7 @@
             <w:r>
               <w:rPr>
                 <w:rStyle w:val="Extranjerismo"/>
+                <w:lang w:val="es-CO"/>
               </w:rPr>
               <w:t>phishing</w:t>
             </w:r>
@@ -8549,6 +8629,7 @@
             <w:r>
               <w:rPr>
                 <w:rStyle w:val="Extranjerismo"/>
+                <w:lang w:val="es-CO"/>
               </w:rPr>
               <w:t>malware</w:t>
             </w:r>
@@ -8628,6 +8709,7 @@
             <w:r>
               <w:rPr>
                 <w:rStyle w:val="Extranjerismo"/>
+                <w:lang w:val="es-CO"/>
               </w:rPr>
               <w:t>firewalls</w:t>
             </w:r>
@@ -8971,6 +9053,7 @@
             <w:r>
               <w:rPr>
                 <w:rStyle w:val="Extranjerismo"/>
+                <w:lang w:val="es-CO"/>
               </w:rPr>
               <w:t>irewalls</w:t>
             </w:r>
@@ -9532,6 +9615,7 @@
             <w:r>
               <w:rPr>
                 <w:rStyle w:val="Extranjerismo"/>
+                <w:lang w:val="es-CO"/>
               </w:rPr>
               <w:t xml:space="preserve"> software</w:t>
             </w:r>
@@ -9646,6 +9730,7 @@
             <w:r>
               <w:rPr>
                 <w:rStyle w:val="Extranjerismo"/>
+                <w:lang w:val="es-CO"/>
               </w:rPr>
               <w:t>phishing</w:t>
             </w:r>
@@ -9781,6 +9866,7 @@
             <w:r>
               <w:rPr>
                 <w:rStyle w:val="Extranjerismo"/>
+                <w:lang w:val="es-CO"/>
               </w:rPr>
               <w:t>data center</w:t>
             </w:r>
@@ -10139,6 +10225,7 @@
             <w:r>
               <w:rPr>
                 <w:rStyle w:val="Extranjerismo"/>
+                <w:lang w:val="es-CO"/>
               </w:rPr>
               <w:t>log</w:t>
             </w:r>
@@ -10288,6 +10375,7 @@
             <w:r>
               <w:rPr>
                 <w:rStyle w:val="Extranjerismo"/>
+                <w:lang w:val="es-CO"/>
               </w:rPr>
               <w:t>log</w:t>
             </w:r>
@@ -10310,6 +10398,7 @@
             <w:r>
               <w:rPr>
                 <w:rStyle w:val="Extranjerismo"/>
+                <w:lang w:val="es-CO"/>
               </w:rPr>
               <w:t xml:space="preserve"> log</w:t>
             </w:r>
@@ -10423,7 +10512,7 @@
       <w:r>
         <w:rPr>
           <w:rStyle w:val="Extranjerismo"/>
-          <w:lang w:eastAsia="es-CO"/>
+          <w:lang w:val="es-CO" w:eastAsia="es-CO"/>
         </w:rPr>
         <w:t>software</w:t>
       </w:r>
@@ -11600,7 +11689,7 @@
           <w:kern w:val="0"/>
           <w:szCs w:val="28"/>
           <w:bdr w:val="none" w:sz="0" w:space="0" w:color="auto" w:frame="1"/>
-          <w:lang w:eastAsia="es-CO"/>
+          <w:lang w:val="en-US" w:eastAsia="es-CO"/>
           <w14:ligatures w14:val="none"/>
         </w:rPr>
       </w:pPr>
@@ -11627,6 +11716,91 @@
         <w:t xml:space="preserve"> </w:t>
       </w:r>
       <w:hyperlink r:id="rId28" w:history="1">
+        <w:r>
+          <w:rPr>
+            <w:rStyle w:val="Hipervnculo"/>
+            <w:rFonts w:eastAsia="Times New Roman" w:cstheme="minorHAnsi"/>
+            <w:kern w:val="0"/>
+            <w:szCs w:val="28"/>
+            <w:bdr w:val="none" w:sz="0" w:space="0" w:color="auto" w:frame="1"/>
+            <w:lang w:val="en-US" w:eastAsia="es-CO"/>
+            <w14:ligatures w14:val="none"/>
+          </w:rPr>
+          <w:t>https://www.arsys.es/blog/principales-roles-ciberseguridad</w:t>
+        </w:r>
+      </w:hyperlink>
+      <w:r>
+        <w:rPr>
+          <w:rFonts w:eastAsia="Times New Roman" w:cstheme="minorHAnsi"/>
+          <w:kern w:val="0"/>
+          <w:szCs w:val="28"/>
+          <w:bdr w:val="none" w:sz="0" w:space="0" w:color="auto" w:frame="1"/>
+          <w:lang w:val="en-US" w:eastAsia="es-CO"/>
+          <w14:ligatures w14:val="none"/>
+        </w:rPr>
+        <w:t xml:space="preserve"> </w:t>
+      </w:r>
+    </w:p>
+    <w:p>
+      <w:pPr>
+        <w:spacing w:before="0" w:after="160"/>
+        <w:ind w:left="709" w:hanging="709"/>
+        <w:rPr>
+          <w:rFonts w:eastAsia="Times New Roman" w:cstheme="minorHAnsi"/>
+          <w:kern w:val="0"/>
+          <w:szCs w:val="28"/>
+          <w:bdr w:val="none" w:sz="0" w:space="0" w:color="auto" w:frame="1"/>
+          <w:lang w:eastAsia="es-CO"/>
+          <w14:ligatures w14:val="none"/>
+        </w:rPr>
+      </w:pPr>
+      <w:r>
+        <w:rPr>
+          <w:rFonts w:eastAsia="Times New Roman" w:cstheme="minorHAnsi"/>
+          <w:kern w:val="0"/>
+          <w:szCs w:val="28"/>
+          <w:bdr w:val="none" w:sz="0" w:space="0" w:color="auto" w:frame="1"/>
+          <w:lang w:val="en-US" w:eastAsia="es-CO"/>
+          <w14:ligatures w14:val="none"/>
+        </w:rPr>
+        <w:t xml:space="preserve">CMS </w:t>
+      </w:r>
+      <w:proofErr w:type="spellStart"/>
+      <w:r>
+        <w:rPr>
+          <w:rFonts w:eastAsia="Times New Roman" w:cstheme="minorHAnsi"/>
+          <w:kern w:val="0"/>
+          <w:szCs w:val="28"/>
+          <w:bdr w:val="none" w:sz="0" w:space="0" w:color="auto" w:frame="1"/>
+          <w:lang w:val="en-US" w:eastAsia="es-CO"/>
+          <w14:ligatures w14:val="none"/>
+        </w:rPr>
+        <w:t>CyberGeek</w:t>
+      </w:r>
+      <w:proofErr w:type="spellEnd"/>
+      <w:r>
+        <w:rPr>
+          <w:rFonts w:eastAsia="Times New Roman" w:cstheme="minorHAnsi"/>
+          <w:kern w:val="0"/>
+          <w:szCs w:val="28"/>
+          <w:bdr w:val="none" w:sz="0" w:space="0" w:color="auto" w:frame="1"/>
+          <w:lang w:val="en-US" w:eastAsia="es-CO"/>
+          <w14:ligatures w14:val="none"/>
+        </w:rPr>
+        <w:t>. (2024). CMS risk management framework (RMF): Select step.</w:t>
+      </w:r>
+      <w:r>
+        <w:rPr>
+          <w:rFonts w:eastAsia="Times New Roman" w:cstheme="minorHAnsi"/>
+          <w:kern w:val="0"/>
+          <w:szCs w:val="28"/>
+          <w:bdr w:val="none" w:sz="0" w:space="0" w:color="auto" w:frame="1"/>
+          <w:lang w:val="en-US" w:eastAsia="es-CO"/>
+          <w14:ligatures w14:val="none"/>
+        </w:rPr>
+        <w:t xml:space="preserve"> </w:t>
+      </w:r>
+      <w:hyperlink r:id="rId29" w:history="1">
         <w:r>
           <w:rPr>
             <w:rStyle w:val="Hipervnculo"/>
@@ -11637,7 +11811,7 @@
             <w:lang w:eastAsia="es-CO"/>
             <w14:ligatures w14:val="none"/>
           </w:rPr>
-          <w:t>https://www.arsys.es/blog/principales-roles-ciberseguridad</w:t>
+          <w:t>https://security.cms.gov/policy-guidance/cms-risk-management-framework-rmf-select-step</w:t>
         </w:r>
       </w:hyperlink>
       <w:r>
@@ -11647,91 +11821,6 @@
           <w:szCs w:val="28"/>
           <w:bdr w:val="none" w:sz="0" w:space="0" w:color="auto" w:frame="1"/>
           <w:lang w:eastAsia="es-CO"/>
-          <w14:ligatures w14:val="none"/>
-        </w:rPr>
-        <w:t xml:space="preserve"> </w:t>
-      </w:r>
-    </w:p>
-    <w:p>
-      <w:pPr>
-        <w:spacing w:before="0" w:after="160"/>
-        <w:ind w:left="709" w:hanging="709"/>
-        <w:rPr>
-          <w:rFonts w:eastAsia="Times New Roman" w:cstheme="minorHAnsi"/>
-          <w:kern w:val="0"/>
-          <w:szCs w:val="28"/>
-          <w:bdr w:val="none" w:sz="0" w:space="0" w:color="auto" w:frame="1"/>
-          <w:lang w:val="en-US" w:eastAsia="es-CO"/>
-          <w14:ligatures w14:val="none"/>
-        </w:rPr>
-      </w:pPr>
-      <w:r>
-        <w:rPr>
-          <w:rFonts w:eastAsia="Times New Roman" w:cstheme="minorHAnsi"/>
-          <w:kern w:val="0"/>
-          <w:szCs w:val="28"/>
-          <w:bdr w:val="none" w:sz="0" w:space="0" w:color="auto" w:frame="1"/>
-          <w:lang w:val="en-US" w:eastAsia="es-CO"/>
-          <w14:ligatures w14:val="none"/>
-        </w:rPr>
-        <w:t xml:space="preserve">CMS </w:t>
-      </w:r>
-      <w:proofErr w:type="spellStart"/>
-      <w:r>
-        <w:rPr>
-          <w:rFonts w:eastAsia="Times New Roman" w:cstheme="minorHAnsi"/>
-          <w:kern w:val="0"/>
-          <w:szCs w:val="28"/>
-          <w:bdr w:val="none" w:sz="0" w:space="0" w:color="auto" w:frame="1"/>
-          <w:lang w:val="en-US" w:eastAsia="es-CO"/>
-          <w14:ligatures w14:val="none"/>
-        </w:rPr>
-        <w:t>CyberGeek</w:t>
-      </w:r>
-      <w:proofErr w:type="spellEnd"/>
-      <w:r>
-        <w:rPr>
-          <w:rFonts w:eastAsia="Times New Roman" w:cstheme="minorHAnsi"/>
-          <w:kern w:val="0"/>
-          <w:szCs w:val="28"/>
-          <w:bdr w:val="none" w:sz="0" w:space="0" w:color="auto" w:frame="1"/>
-          <w:lang w:val="en-US" w:eastAsia="es-CO"/>
-          <w14:ligatures w14:val="none"/>
-        </w:rPr>
-        <w:t>. (2024). CMS risk management framework (RMF): Select step.</w:t>
-      </w:r>
-      <w:r>
-        <w:rPr>
-          <w:rFonts w:eastAsia="Times New Roman" w:cstheme="minorHAnsi"/>
-          <w:kern w:val="0"/>
-          <w:szCs w:val="28"/>
-          <w:bdr w:val="none" w:sz="0" w:space="0" w:color="auto" w:frame="1"/>
-          <w:lang w:val="en-US" w:eastAsia="es-CO"/>
-          <w14:ligatures w14:val="none"/>
-        </w:rPr>
-        <w:t xml:space="preserve"> </w:t>
-      </w:r>
-      <w:hyperlink r:id="rId29" w:history="1">
-        <w:r>
-          <w:rPr>
-            <w:rStyle w:val="Hipervnculo"/>
-            <w:rFonts w:eastAsia="Times New Roman" w:cstheme="minorHAnsi"/>
-            <w:kern w:val="0"/>
-            <w:szCs w:val="28"/>
-            <w:bdr w:val="none" w:sz="0" w:space="0" w:color="auto" w:frame="1"/>
-            <w:lang w:val="en-US" w:eastAsia="es-CO"/>
-            <w14:ligatures w14:val="none"/>
-          </w:rPr>
-          <w:t>https://security.cms.gov/policy-guidance/cms-risk-management-framework-rmf-select-step</w:t>
-        </w:r>
-      </w:hyperlink>
-      <w:r>
-        <w:rPr>
-          <w:rFonts w:eastAsia="Times New Roman" w:cstheme="minorHAnsi"/>
-          <w:kern w:val="0"/>
-          <w:szCs w:val="28"/>
-          <w:bdr w:val="none" w:sz="0" w:space="0" w:color="auto" w:frame="1"/>
-          <w:lang w:val="en-US" w:eastAsia="es-CO"/>
           <w14:ligatures w14:val="none"/>
         </w:rPr>
         <w:t xml:space="preserve"> </w:t>
@@ -11890,7 +11979,7 @@
           <w:kern w:val="0"/>
           <w:szCs w:val="28"/>
           <w:bdr w:val="none" w:sz="0" w:space="0" w:color="auto" w:frame="1"/>
-          <w:lang w:eastAsia="es-CO"/>
+          <w:lang w:val="en-US" w:eastAsia="es-CO"/>
           <w14:ligatures w14:val="none"/>
         </w:rPr>
         <w:t>Auditool</w:t>
@@ -12208,7 +12297,7 @@
           <w:kern w:val="0"/>
           <w:szCs w:val="28"/>
           <w:bdr w:val="none" w:sz="0" w:space="0" w:color="auto" w:frame="1"/>
-          <w:lang w:eastAsia="es-CO"/>
+          <w:lang w:val="en-US" w:eastAsia="es-CO"/>
           <w14:ligatures w14:val="none"/>
         </w:rPr>
       </w:pPr>
@@ -12223,29 +12312,16 @@
         </w:rPr>
         <w:t xml:space="preserve">PENTERA. (2024). Glossary Risk Prioritization. </w:t>
       </w:r>
-      <w:proofErr w:type="spellStart"/>
       <w:r>
         <w:rPr>
           <w:rFonts w:eastAsia="Times New Roman" w:cstheme="minorHAnsi"/>
           <w:kern w:val="0"/>
           <w:szCs w:val="28"/>
           <w:bdr w:val="none" w:sz="0" w:space="0" w:color="auto" w:frame="1"/>
-          <w:lang w:eastAsia="es-CO"/>
+          <w:lang w:val="en-US" w:eastAsia="es-CO"/>
           <w14:ligatures w14:val="none"/>
         </w:rPr>
-        <w:t>Pentera</w:t>
-      </w:r>
-      <w:proofErr w:type="spellEnd"/>
-      <w:r>
-        <w:rPr>
-          <w:rFonts w:eastAsia="Times New Roman" w:cstheme="minorHAnsi"/>
-          <w:kern w:val="0"/>
-          <w:szCs w:val="28"/>
-          <w:bdr w:val="none" w:sz="0" w:space="0" w:color="auto" w:frame="1"/>
-          <w:lang w:eastAsia="es-CO"/>
-          <w14:ligatures w14:val="none"/>
-        </w:rPr>
-        <w:t xml:space="preserve">. </w:t>
+        <w:t xml:space="preserve">Pentera. </w:t>
       </w:r>
       <w:hyperlink r:id="rId35" w:history="1">
         <w:r>
@@ -12255,7 +12331,7 @@
             <w:kern w:val="0"/>
             <w:szCs w:val="28"/>
             <w:bdr w:val="none" w:sz="0" w:space="0" w:color="auto" w:frame="1"/>
-            <w:lang w:eastAsia="es-CO"/>
+            <w:lang w:val="en-US" w:eastAsia="es-CO"/>
             <w14:ligatures w14:val="none"/>
           </w:rPr>
           <w:t>https://pentera.io/glossary/risk-prioritization/</w:t>
@@ -12267,7 +12343,7 @@
           <w:kern w:val="0"/>
           <w:szCs w:val="28"/>
           <w:bdr w:val="none" w:sz="0" w:space="0" w:color="auto" w:frame="1"/>
-          <w:lang w:eastAsia="es-CO"/>
+          <w:lang w:val="en-US" w:eastAsia="es-CO"/>
           <w14:ligatures w14:val="none"/>
         </w:rPr>
         <w:t xml:space="preserve"> </w:t>
@@ -20162,10 +20238,6 @@
 </file>
 
 <file path=customXml/item1.xml><?xml version="1.0" encoding="utf-8"?>
-<b:Sources xmlns:b="http://schemas.openxmlformats.org/officeDocument/2006/bibliography" xmlns="http://schemas.openxmlformats.org/officeDocument/2006/bibliography" SelectedStyle="\APASixthEditionOfficeOnline.xsl" StyleName="APA" Version="6"/>
-</file>
-
-<file path=customXml/item2.xml><?xml version="1.0" encoding="utf-8"?>
 <?mso-contentType ?>
 <FormTemplates xmlns="http://schemas.microsoft.com/sharepoint/v3/contenttype/forms">
   <Display>DocumentLibraryForm</Display>
@@ -20174,7 +20246,22 @@
 </FormTemplates>
 </file>
 
+<file path=customXml/item2.xml><?xml version="1.0" encoding="utf-8"?>
+<b:Sources xmlns:b="http://schemas.openxmlformats.org/officeDocument/2006/bibliography" xmlns="http://schemas.openxmlformats.org/officeDocument/2006/bibliography" SelectedStyle="\APASixthEditionOfficeOnline.xsl" StyleName="APA" Version="6"/>
+</file>
+
 <file path=customXml/item3.xml><?xml version="1.0" encoding="utf-8"?>
+<p:properties xmlns:p="http://schemas.microsoft.com/office/2006/metadata/properties" xmlns:xsi="http://www.w3.org/2001/XMLSchema-instance" xmlns:pc="http://schemas.microsoft.com/office/infopath/2007/PartnerControls">
+  <documentManagement>
+    <TaxCatchAll xmlns="285d351f-f218-493a-825f-85a9dfbde315" xsi:nil="true"/>
+    <lcf76f155ced4ddcb4097134ff3c332f xmlns="55abea07-cd72-4a95-add0-1082a24cf9e9">
+      <Terms xmlns="http://schemas.microsoft.com/office/infopath/2007/PartnerControls"/>
+    </lcf76f155ced4ddcb4097134ff3c332f>
+  </documentManagement>
+</p:properties>
+</file>
+
+<file path=customXml/item4.xml><?xml version="1.0" encoding="utf-8"?>
 <ct:contentTypeSchema xmlns:ct="http://schemas.microsoft.com/office/2006/metadata/contentType" xmlns:ma="http://schemas.microsoft.com/office/2006/metadata/properties/metaAttributes" ct:_="" ma:_="" ma:contentTypeName="Documento" ma:contentTypeID="0x0101005D7421CBAB376F47AC1876466873BE0C" ma:contentTypeVersion="11" ma:contentTypeDescription="Crear nuevo documento." ma:contentTypeScope="" ma:versionID="c355e60b4cde5dbb71daba652f90dcaf">
   <xsd:schema xmlns:xsd="http://www.w3.org/2001/XMLSchema" xmlns:xs="http://www.w3.org/2001/XMLSchema" xmlns:p="http://schemas.microsoft.com/office/2006/metadata/properties" xmlns:ns2="55abea07-cd72-4a95-add0-1082a24cf9e9" xmlns:ns3="285d351f-f218-493a-825f-85a9dfbde315" targetNamespace="http://schemas.microsoft.com/office/2006/metadata/properties" ma:root="true" ma:fieldsID="af45bf235921137d7bf462656222ea5a" ns2:_="" ns3:_="">
     <xsd:import namespace="55abea07-cd72-4a95-add0-1082a24cf9e9"/>
@@ -20369,18 +20456,15 @@
 </ct:contentTypeSchema>
 </file>
 
-<file path=customXml/item4.xml><?xml version="1.0" encoding="utf-8"?>
-<p:properties xmlns:p="http://schemas.microsoft.com/office/2006/metadata/properties" xmlns:xsi="http://www.w3.org/2001/XMLSchema-instance" xmlns:pc="http://schemas.microsoft.com/office/infopath/2007/PartnerControls">
-  <documentManagement>
-    <TaxCatchAll xmlns="285d351f-f218-493a-825f-85a9dfbde315" xsi:nil="true"/>
-    <lcf76f155ced4ddcb4097134ff3c332f xmlns="55abea07-cd72-4a95-add0-1082a24cf9e9">
-      <Terms xmlns="http://schemas.microsoft.com/office/infopath/2007/PartnerControls"/>
-    </lcf76f155ced4ddcb4097134ff3c332f>
-  </documentManagement>
-</p:properties>
+<file path=customXml/itemProps1.xml><?xml version="1.0" encoding="utf-8"?>
+<ds:datastoreItem xmlns:ds="http://schemas.openxmlformats.org/officeDocument/2006/customXml" ds:itemID="{D00A4A46-BDBD-48AC-87B9-2BA42D9CC06F}">
+  <ds:schemaRefs>
+    <ds:schemaRef ds:uri="http://schemas.microsoft.com/sharepoint/v3/contenttype/forms"/>
+  </ds:schemaRefs>
+</ds:datastoreItem>
 </file>
 
-<file path=customXml/itemProps1.xml><?xml version="1.0" encoding="utf-8"?>
+<file path=customXml/itemProps2.xml><?xml version="1.0" encoding="utf-8"?>
 <ds:datastoreItem xmlns:ds="http://schemas.openxmlformats.org/officeDocument/2006/customXml" ds:itemID="{A9F2CEBA-C824-4C86-81A8-E32CBD0EB92D}">
   <ds:schemaRefs>
     <ds:schemaRef ds:uri="http://schemas.openxmlformats.org/officeDocument/2006/bibliography"/>
@@ -20388,25 +20472,32 @@
 </ds:datastoreItem>
 </file>
 
-<file path=customXml/itemProps2.xml><?xml version="1.0" encoding="utf-8"?>
-<ds:datastoreItem xmlns:ds="http://schemas.openxmlformats.org/officeDocument/2006/customXml" ds:itemID="{D00A4A46-BDBD-48AC-87B9-2BA42D9CC06F}">
+<file path=customXml/itemProps3.xml><?xml version="1.0" encoding="utf-8"?>
+<ds:datastoreItem xmlns:ds="http://schemas.openxmlformats.org/officeDocument/2006/customXml" ds:itemID="{26259216-AD86-464A-AEAD-95B1F9E17392}">
   <ds:schemaRefs>
-    <ds:schemaRef ds:uri="http://schemas.microsoft.com/sharepoint/v3/contenttype/forms"/>
+    <ds:schemaRef ds:uri="http://schemas.microsoft.com/office/2006/metadata/properties"/>
+    <ds:schemaRef ds:uri="http://schemas.microsoft.com/office/infopath/2007/PartnerControls"/>
+    <ds:schemaRef ds:uri="285d351f-f218-493a-825f-85a9dfbde315"/>
+    <ds:schemaRef ds:uri="55abea07-cd72-4a95-add0-1082a24cf9e9"/>
   </ds:schemaRefs>
 </ds:datastoreItem>
 </file>
 
-<file path=customXml/itemProps3.xml><?xml version="1.0" encoding="utf-8"?>
-<ds:datastoreItem xmlns:ds="http://schemas.openxmlformats.org/officeDocument/2006/customXml" ds:itemID="{6F4FB70F-FFF5-4D15-A387-BCBCF1084E28}"/>
-</file>
-
 <file path=customXml/itemProps4.xml><?xml version="1.0" encoding="utf-8"?>
-<ds:datastoreItem xmlns:ds="http://schemas.openxmlformats.org/officeDocument/2006/customXml" ds:itemID="{26259216-AD86-464A-AEAD-95B1F9E17392}">
+<ds:datastoreItem xmlns:ds="http://schemas.openxmlformats.org/officeDocument/2006/customXml" ds:itemID="{6F4FB70F-FFF5-4D15-A387-BCBCF1084E28}">
   <ds:schemaRefs>
+    <ds:schemaRef ds:uri="http://schemas.microsoft.com/office/2006/metadata/contentType"/>
+    <ds:schemaRef ds:uri="http://schemas.microsoft.com/office/2006/metadata/properties/metaAttributes"/>
+    <ds:schemaRef ds:uri="http://www.w3.org/2001/XMLSchema"/>
     <ds:schemaRef ds:uri="http://schemas.microsoft.com/office/2006/metadata/properties"/>
+    <ds:schemaRef ds:uri="55abea07-cd72-4a95-add0-1082a24cf9e9"/>
+    <ds:schemaRef ds:uri="285d351f-f218-493a-825f-85a9dfbde315"/>
+    <ds:schemaRef ds:uri="http://schemas.microsoft.com/office/2006/documentManagement/types"/>
     <ds:schemaRef ds:uri="http://schemas.microsoft.com/office/infopath/2007/PartnerControls"/>
-    <ds:schemaRef ds:uri="cb45339b-ced9-4d0d-8f64-77573914d53b"/>
-    <ds:schemaRef ds:uri="43a3ca16-9c26-4813-b83f-4aec9927b43f"/>
+    <ds:schemaRef ds:uri="http://schemas.openxmlformats.org/package/2006/metadata/core-properties"/>
+    <ds:schemaRef ds:uri="http://purl.org/dc/elements/1.1/"/>
+    <ds:schemaRef ds:uri="http://purl.org/dc/terms/"/>
+    <ds:schemaRef ds:uri="http://schemas.microsoft.com/internal/obd"/>
   </ds:schemaRefs>
 </ds:datastoreItem>
 </file>